--- a/Proof Of Concepts/POC_Implementation_Guide.docx
+++ b/Proof Of Concepts/POC_Implementation_Guide.docx
@@ -32,13 +32,7 @@
         <w:t xml:space="preserve">Author:</w:t>
       </w:r>
       <w:r>
-        <w:t xml:space="preserve"> </w:t>
-      </w:r>
-      <w:r>
-        <w:t xml:space="preserve">Sot So</w:t>
-      </w:r>
-      <w:r>
-        <w:t xml:space="preserve"> </w:t>
+        <w:t xml:space="preserve"> Sot So </w:t>
       </w:r>
       <w:r>
         <w:rPr>
@@ -48,13 +42,7 @@
         <w:t xml:space="preserve">Advisor:</w:t>
       </w:r>
       <w:r>
-        <w:t xml:space="preserve"> </w:t>
-      </w:r>
-      <w:r>
-        <w:t xml:space="preserve">Mr. Chap Chanpiseth</w:t>
-      </w:r>
-      <w:r>
-        <w:t xml:space="preserve"> </w:t>
+        <w:t xml:space="preserve"> Mr. Chap Chanpiseth </w:t>
       </w:r>
       <w:r>
         <w:rPr>
@@ -64,13 +52,7 @@
         <w:t xml:space="preserve">Institution:</w:t>
       </w:r>
       <w:r>
-        <w:t xml:space="preserve"> </w:t>
-      </w:r>
-      <w:r>
-        <w:t xml:space="preserve">Royal University of Phnom Penh — Master of Engineering in Data Science and Engineering</w:t>
-      </w:r>
-      <w:r>
-        <w:t xml:space="preserve"> </w:t>
+        <w:t xml:space="preserve"> Royal University of Phnom Penh — Master of Science in Data Science and Engineering </w:t>
       </w:r>
       <w:r>
         <w:rPr>
@@ -80,10 +62,7 @@
         <w:t xml:space="preserve">Date:</w:t>
       </w:r>
       <w:r>
-        <w:t xml:space="preserve"> </w:t>
-      </w:r>
-      <w:r>
-        <w:t xml:space="preserve">February 2026</w:t>
+        <w:t xml:space="preserve"> February 2026</w:t>
       </w:r>
     </w:p>
     <w:p>
@@ -123,34 +102,7 @@
         <w:t xml:space="preserve">Prerequisites:</w:t>
       </w:r>
       <w:r>
-        <w:t xml:space="preserve"> </w:t>
-      </w:r>
-      <w:r>
-        <w:t xml:space="preserve">- SQL Server 2022+ (or SQL Server 2025)</w:t>
-      </w:r>
-      <w:r>
-        <w:t xml:space="preserve"> </w:t>
-      </w:r>
-      <w:r>
-        <w:t xml:space="preserve">- SSIS 2022 (Visual Studio 2022 with SSIS extension)</w:t>
-      </w:r>
-      <w:r>
-        <w:t xml:space="preserve"> </w:t>
-      </w:r>
-      <w:r>
-        <w:t xml:space="preserve">- All 6 databases created and populated via scripts 00–04</w:t>
-      </w:r>
-      <w:r>
-        <w:t xml:space="preserve"> </w:t>
-      </w:r>
-      <w:r>
-        <w:t xml:space="preserve">- ETL Control Framework deployed via script 03</w:t>
-      </w:r>
-      <w:r>
-        <w:t xml:space="preserve"> </w:t>
-      </w:r>
-      <w:r>
-        <w:t xml:space="preserve">- Full Load pipeline executed successfully via script 00 (or scripts 05–09 manually)</w:t>
+        <w:t xml:space="preserve"> - SQL Server 2022+ (or SQL Server 2025) - SSIS 2022 (Visual Studio 2022 with SSIS extension) - All 6 databases created and populated via scripts 00–04 - ETL Control Framework deployed via script 03 - Full Load pipeline executed successfully via script 00 (or scripts 05–09 manually)</w:t>
       </w:r>
     </w:p>
     <w:p>
@@ -417,7 +369,7 @@
               <w:jc w:val="left"/>
             </w:pPr>
             <w:r>
-              <w:t xml:space="preserve">DV_Control</w:t>
+              <w:t>ETL_Control</w:t>
             </w:r>
           </w:p>
         </w:tc>
@@ -476,10 +428,7 @@
         <w:t xml:space="preserve">Challenge:</w:t>
       </w:r>
       <w:r>
-        <w:t xml:space="preserve"> </w:t>
-      </w:r>
-      <w:r>
-        <w:t xml:space="preserve">Traditional data warehouses require significant restructuring when source systems change — ALTER TABLE on dimensions, ETL pipeline modifications, index rebuilds, and downstream report updates.</w:t>
+        <w:t xml:space="preserve"> Traditional data warehouses require significant restructuring when source systems change — ALTER TABLE on dimensions, ETL pipeline modifications, index rebuilds, and downstream report updates.</w:t>
       </w:r>
     </w:p>
     <w:p>
@@ -494,10 +443,7 @@
         <w:t xml:space="preserve">Objective:</w:t>
       </w:r>
       <w:r>
-        <w:t xml:space="preserve"> </w:t>
-      </w:r>
-      <w:r>
-        <w:t xml:space="preserve">Demonstrate that Data Vault 2.0 accommodates new attributes by creating a new Satellite table with zero impact on existing objects.</w:t>
+        <w:t xml:space="preserve"> Demonstrate that Data Vault 2.0 accommodates new attributes by creating a new Satellite table with zero impact on existing objects.</w:t>
       </w:r>
     </w:p>
     <w:bookmarkStart w:id="22" w:name="X748f1812785393c997f277fe48b795c7168c5f7"/>
@@ -553,8 +499,6 @@
       </w:r>
       <w:r>
         <w:br/>
-      </w:r>
-      <w:r>
         <w:br/>
       </w:r>
       <w:r>
@@ -2261,7 +2205,7 @@
         <w:rPr>
           <w:rStyle w:val="StringTok"/>
         </w:rPr>
-        <w:t xml:space="preserve">'LNK_TaxpayerOwner'</w:t>
+        <w:t>'LNK_TaxpayerOwner'</w:t>
       </w:r>
       <w:r>
         <w:rPr>
@@ -2333,25 +2277,7 @@
         <w:pStyle w:val="FirstParagraph"/>
       </w:pPr>
       <w:r>
-        <w:t xml:space="preserve">A new requirement arrives:</w:t>
-      </w:r>
-      <w:r>
-        <w:t xml:space="preserve"> </w:t>
-      </w:r>
-      <w:r>
-        <w:t xml:space="preserve">“</w:t>
-      </w:r>
-      <w:r>
-        <w:t xml:space="preserve">Track TaxpayerEmail and TaxpayerPhone for each taxpayer.</w:t>
-      </w:r>
-      <w:r>
-        <w:t xml:space="preserve">”</w:t>
-      </w:r>
-      <w:r>
-        <w:t xml:space="preserve"> </w:t>
-      </w:r>
-      <w:r>
-        <w:t xml:space="preserve">Under Data Vault 2.0, this requires only creating a new Satellite — no existing objects are touched.</w:t>
+        <w:t>A new requirement arrives: “Track TaxpayerEmail and TaxpayerPhone for each taxpayer.” Under Data Vault 2.0, this requires only creating a new Satellite — no existing objects are touched.</w:t>
       </w:r>
     </w:p>
     <w:p>
@@ -2390,8 +2316,6 @@
       </w:r>
       <w:r>
         <w:br/>
-      </w:r>
-      <w:r>
         <w:br/>
       </w:r>
       <w:r>
@@ -2879,8 +2803,6 @@
       </w:r>
       <w:r>
         <w:br/>
-      </w:r>
-      <w:r>
         <w:br/>
       </w:r>
       <w:r>
@@ -2993,8 +2915,6 @@
       </w:r>
       <w:r>
         <w:br/>
-      </w:r>
-      <w:r>
         <w:br/>
       </w:r>
       <w:r>
@@ -3158,8 +3078,6 @@
       </w:r>
       <w:r>
         <w:br/>
-      </w:r>
-      <w:r>
         <w:br/>
       </w:r>
       <w:r>
@@ -3290,8 +3208,6 @@
       </w:r>
       <w:r>
         <w:br/>
-      </w:r>
-      <w:r>
         <w:br/>
       </w:r>
       <w:r>
@@ -3590,8 +3506,6 @@
       </w:r>
       <w:r>
         <w:br/>
-      </w:r>
-      <w:r>
         <w:br/>
       </w:r>
       <w:r>
@@ -4703,8 +4617,6 @@
       </w:r>
       <w:r>
         <w:br/>
-      </w:r>
-      <w:r>
         <w:br/>
       </w:r>
       <w:r>
@@ -5764,10 +5676,7 @@
         <w:t xml:space="preserve">POC 1 Conclusion:</w:t>
       </w:r>
       <w:r>
-        <w:t xml:space="preserve"> </w:t>
-      </w:r>
-      <w:r>
-        <w:t xml:space="preserve">Adding a new attribute required only 1 CREATE TABLE statement. Zero existing Hubs, Satellites, Links, or SSIS packages were modified. This validates the hub-satellite separation pattern [1][5].</w:t>
+        <w:t xml:space="preserve"> Adding a new attribute required only 1 CREATE TABLE statement. Zero existing Hubs, Satellites, Links, or SSIS packages were modified. This validates the hub-satellite separation pattern [1][5].</w:t>
       </w:r>
     </w:p>
     <w:p>
@@ -5800,10 +5709,7 @@
         <w:t xml:space="preserve">Challenge:</w:t>
       </w:r>
       <w:r>
-        <w:t xml:space="preserve"> </w:t>
-      </w:r>
-      <w:r>
-        <w:t xml:space="preserve">Traditional update-in-place approaches (SCD Type 1) permanently overwrite previous values, losing the historical audit trail required by government tax regulators.</w:t>
+        <w:t xml:space="preserve"> Traditional update-in-place approaches (SCD Type 1) permanently overwrite previous values, losing the historical audit trail required by government tax regulators.</w:t>
       </w:r>
     </w:p>
     <w:p>
@@ -5818,10 +5724,7 @@
         <w:t xml:space="preserve">Objective:</w:t>
       </w:r>
       <w:r>
-        <w:t xml:space="preserve"> </w:t>
-      </w:r>
-      <w:r>
-        <w:t xml:space="preserve">Demonstrate that Data Vault 2.0 Satellites preserve all historical versions using the insert-only pattern with HashDiff-based change detection.</w:t>
+        <w:t xml:space="preserve"> Demonstrate that Data Vault 2.0 Satellites preserve all historical versions using the insert-only pattern with HashDiff-based change detection.</w:t>
       </w:r>
     </w:p>
     <w:bookmarkStart w:id="29" w:name="Xc90877e03d683bdd9d00e5199842c9fc7eee80d"/>
@@ -5869,8 +5772,6 @@
       </w:r>
       <w:r>
         <w:br/>
-      </w:r>
-      <w:r>
         <w:br/>
       </w:r>
       <w:r>
@@ -6497,8 +6398,6 @@
       </w:r>
       <w:r>
         <w:br/>
-      </w:r>
-      <w:r>
         <w:br/>
       </w:r>
       <w:r>
@@ -6623,8 +6522,6 @@
       </w:r>
       <w:r>
         <w:br/>
-      </w:r>
-      <w:r>
         <w:br/>
       </w:r>
       <w:r>
@@ -6692,8 +6589,6 @@
       </w:r>
       <w:r>
         <w:br/>
-      </w:r>
-      <w:r>
         <w:br/>
       </w:r>
       <w:r>
@@ -6731,8 +6626,6 @@
       </w:r>
       <w:r>
         <w:br/>
-      </w:r>
-      <w:r>
         <w:br/>
       </w:r>
       <w:r>
@@ -6775,7 +6668,7 @@
         <w:rPr>
           <w:rStyle w:val="NormalTok"/>
         </w:rPr>
-        <w:t xml:space="preserve">     RegistrationDate, EstimatedAnnualRevenue, IsActive, RecordSource, STG_LoadDate)</w:t>
+        <w:t xml:space="preserve">     RegistrationDate, EstimatedAnnualRevenue, IsActive, RecordSource, LoadDateTime)</w:t>
       </w:r>
       <w:r>
         <w:br/>
@@ -6862,7 +6755,7 @@
         <w:rPr>
           <w:rStyle w:val="NormalTok"/>
         </w:rPr>
-        <w:t xml:space="preserve"> STG_LoadDate</w:t>
+        <w:t xml:space="preserve"> LoadDateTime</w:t>
       </w:r>
       <w:r>
         <w:br/>
@@ -6881,8 +6774,6 @@
       </w:r>
       <w:r>
         <w:br/>
-      </w:r>
-      <w:r>
         <w:br/>
       </w:r>
       <w:r>
@@ -6986,8 +6877,6 @@
       </w:r>
       <w:r>
         <w:br/>
-      </w:r>
-      <w:r>
         <w:br/>
       </w:r>
       <w:r>
@@ -7217,8 +7106,6 @@
       </w:r>
       <w:r>
         <w:br/>
-      </w:r>
-      <w:r>
         <w:br/>
       </w:r>
       <w:r>
@@ -8064,8 +7951,6 @@
       </w:r>
       <w:r>
         <w:br/>
-      </w:r>
-      <w:r>
         <w:br/>
       </w:r>
       <w:r>
@@ -8226,8 +8111,6 @@
       </w:r>
       <w:r>
         <w:br/>
-      </w:r>
-      <w:r>
         <w:br/>
       </w:r>
       <w:r>
@@ -8259,8 +8142,6 @@
       </w:r>
       <w:r>
         <w:br/>
-      </w:r>
-      <w:r>
         <w:br/>
       </w:r>
       <w:r>
@@ -8363,7 +8244,7 @@
         <w:rPr>
           <w:rStyle w:val="NormalTok"/>
         </w:rPr>
-        <w:t xml:space="preserve">     RegistrationDate, EstimatedAnnualRevenue, IsActive, RecordSource, STG_LoadDate)</w:t>
+        <w:t xml:space="preserve">     RegistrationDate, EstimatedAnnualRevenue, IsActive, RecordSource, LoadDateTime)</w:t>
       </w:r>
       <w:r>
         <w:br/>
@@ -8427,8 +8308,6 @@
       </w:r>
       <w:r>
         <w:br/>
-      </w:r>
-      <w:r>
         <w:br/>
       </w:r>
       <w:r>
@@ -9825,8 +9704,6 @@
       </w:r>
       <w:r>
         <w:br/>
-      </w:r>
-      <w:r>
         <w:br/>
       </w:r>
       <w:r>
@@ -10121,10 +9998,7 @@
         <w:pStyle w:val="FirstParagraph"/>
       </w:pPr>
       <w:r>
-        <w:t xml:space="preserve">The key mechanism in</w:t>
-      </w:r>
-      <w:r>
-        <w:t xml:space="preserve"> </w:t>
+        <w:t xml:space="preserve">The key mechanism in </w:t>
       </w:r>
       <w:r>
         <w:rPr>
@@ -10133,13 +10007,7 @@
         <w:t xml:space="preserve">usp_Load_SAT_Taxpayer</w:t>
       </w:r>
       <w:r>
-        <w:t xml:space="preserve"> </w:t>
-      </w:r>
-      <w:r>
-        <w:t xml:space="preserve">(from</w:t>
-      </w:r>
-      <w:r>
-        <w:t xml:space="preserve"> </w:t>
+        <w:t xml:space="preserve"> (from </w:t>
       </w:r>
       <w:r>
         <w:rPr>
@@ -10163,8 +10031,6 @@
       </w:r>
       <w:r>
         <w:br/>
-      </w:r>
-      <w:r>
         <w:br/>
       </w:r>
       <w:r>
@@ -10373,8 +10239,6 @@
       </w:r>
       <w:r>
         <w:br/>
-      </w:r>
-      <w:r>
         <w:br/>
       </w:r>
       <w:r>
@@ -10694,8 +10558,6 @@
       </w:r>
       <w:r>
         <w:br/>
-      </w:r>
-      <w:r>
         <w:br/>
       </w:r>
       <w:r>
@@ -10726,22 +10588,7 @@
         <w:t xml:space="preserve">POC 2 Conclusion:</w:t>
       </w:r>
       <w:r>
-        <w:t xml:space="preserve"> </w:t>
-      </w:r>
-      <w:r>
-        <w:t xml:space="preserve">All 3 versions are preserved with precise timestamps. SAT_EndDate = NULL identifies the current version. The insert-only pattern with HASHBYTES(</w:t>
-      </w:r>
-      <w:r>
-        <w:t xml:space="preserve">‘</w:t>
-      </w:r>
-      <w:r>
-        <w:t xml:space="preserve">SHA2_256</w:t>
-      </w:r>
-      <w:r>
-        <w:t xml:space="preserve">’</w:t>
-      </w:r>
-      <w:r>
-        <w:t xml:space="preserve">) ensures only genuine changes are recorded. Government auditors can query any point-in-time.</w:t>
+        <w:t xml:space="preserve"> All 3 versions are preserved with precise timestamps. SAT_EndDate = NULL identifies the current version. The insert-only pattern with HASHBYTES(‘SHA2_256’) ensures only genuine changes are recorded. Government auditors can query any point-in-time.</w:t>
       </w:r>
     </w:p>
     <w:p>
@@ -10774,10 +10621,7 @@
         <w:t xml:space="preserve">Challenge:</w:t>
       </w:r>
       <w:r>
-        <w:t xml:space="preserve"> </w:t>
-      </w:r>
-      <w:r>
-        <w:t xml:space="preserve">Without proper error handling, ETL failures provide no visibility into what succeeded, what failed, or how to recover — requiring full pipeline restarts.</w:t>
+        <w:t xml:space="preserve"> Without proper error handling, ETL failures provide no visibility into what succeeded, what failed, or how to recover — requiring full pipeline restarts.</w:t>
       </w:r>
     </w:p>
     <w:p>
@@ -10792,10 +10636,7 @@
         <w:t xml:space="preserve">Objective:</w:t>
       </w:r>
       <w:r>
-        <w:t xml:space="preserve"> </w:t>
-      </w:r>
-      <w:r>
-        <w:t xml:space="preserve">Demonstrate the implemented ETL Control Framework’s batch-level logging, step-level detail, error capture via SSIS OnError Event Handlers, and selective re-execution of failed steps.</w:t>
+        <w:t xml:space="preserve"> Demonstrate the implemented ETL Control Framework’s batch-level logging, step-level detail, error capture via SSIS OnError Event Handlers, and selective re-execution of failed steps.</w:t>
       </w:r>
     </w:p>
     <w:bookmarkStart w:id="38" w:name="step-1-review-the-etl-control-tables"/>
@@ -10815,7 +10656,7 @@
         <w:rPr>
           <w:rStyle w:val="CommentTok"/>
         </w:rPr>
-        <w:t xml:space="preserve">-- Connect to: DV_Control</w:t>
+        <w:t>-- Connect to: ETL_Control</w:t>
       </w:r>
       <w:r>
         <w:br/>
@@ -10830,7 +10671,7 @@
         <w:rPr>
           <w:rStyle w:val="NormalTok"/>
         </w:rPr>
-        <w:t xml:space="preserve"> DV_Control;</w:t>
+        <w:t xml:space="preserve"> ETL_Control;</w:t>
       </w:r>
       <w:r>
         <w:br/>
@@ -10843,8 +10684,6 @@
       </w:r>
       <w:r>
         <w:br/>
-      </w:r>
-      <w:r>
         <w:br/>
       </w:r>
       <w:r>
@@ -11196,7 +11035,7 @@
         <w:rPr>
           <w:rStyle w:val="StringTok"/>
         </w:rPr>
-        <w:t xml:space="preserve">'POC_Staging_FullLoad'</w:t>
+        <w:t>'Load_Staging_Full'</w:t>
       </w:r>
       <w:r>
         <w:rPr>
@@ -11227,8 +11066,6 @@
       </w:r>
       <w:r>
         <w:br/>
-      </w:r>
-      <w:r>
         <w:br/>
       </w:r>
       <w:r>
@@ -11479,8 +11316,6 @@
       </w:r>
       <w:r>
         <w:br/>
-      </w:r>
-      <w:r>
         <w:br/>
       </w:r>
       <w:r>
@@ -11554,8 +11389,6 @@
       </w:r>
       <w:r>
         <w:br/>
-      </w:r>
-      <w:r>
         <w:br/>
       </w:r>
       <w:r>
@@ -11631,7 +11464,7 @@
         <w:rPr>
           <w:rStyle w:val="NormalTok"/>
         </w:rPr>
-        <w:t xml:space="preserve"> STG_Category (CategoryID, CategoryName, CategoryDescription, IsActive, RecordSource, STG_LoadDate)</w:t>
+        <w:t xml:space="preserve"> STG_Category (CategoryID, CategoryName, CategoryDescription, IsActive, RecordSource, LoadDateTime)</w:t>
       </w:r>
       <w:r>
         <w:br/>
@@ -11716,8 +11549,6 @@
       </w:r>
       <w:r>
         <w:br/>
-      </w:r>
-      <w:r>
         <w:br/>
       </w:r>
       <w:r>
@@ -11730,7 +11561,7 @@
         <w:rPr>
           <w:rStyle w:val="NormalTok"/>
         </w:rPr>
-        <w:t xml:space="preserve"> DV_Control;</w:t>
+        <w:t xml:space="preserve"> ETL_Control;</w:t>
       </w:r>
       <w:r>
         <w:br/>
@@ -11899,8 +11730,6 @@
       </w:r>
       <w:r>
         <w:br/>
-      </w:r>
-      <w:r>
         <w:br/>
       </w:r>
       <w:r>
@@ -11982,7 +11811,7 @@
         <w:rPr>
           <w:rStyle w:val="NormalTok"/>
         </w:rPr>
-        <w:t xml:space="preserve"> DV_Control.dbo.ETL_BatchLog </w:t>
+        <w:t xml:space="preserve"> ETL_Control.dbo.ETL_BatchLog </w:t>
       </w:r>
       <w:r>
         <w:rPr>
@@ -12061,8 +11890,6 @@
       </w:r>
       <w:r>
         <w:br/>
-      </w:r>
-      <w:r>
         <w:br/>
       </w:r>
       <w:r>
@@ -12075,7 +11902,7 @@
         <w:rPr>
           <w:rStyle w:val="NormalTok"/>
         </w:rPr>
-        <w:t xml:space="preserve"> DV_Control.dbo.usp_StartStep @BatchID </w:t>
+        <w:t xml:space="preserve"> ETL_Control.dbo.usp_StartStep @BatchID </w:t>
       </w:r>
       <w:r>
         <w:rPr>
@@ -12192,7 +12019,7 @@
         <w:rPr>
           <w:rStyle w:val="NormalTok"/>
         </w:rPr>
-        <w:t xml:space="preserve"> STG_Structure (StructureID, StructureName, StructureDescription, IsActive, RecordSource, STG_LoadDate)</w:t>
+        <w:t xml:space="preserve"> STG_Structure (StructureID, StructureName, StructureDescription, IsActive, RecordSource, LoadDateTime)</w:t>
       </w:r>
       <w:r>
         <w:br/>
@@ -12288,7 +12115,7 @@
         <w:rPr>
           <w:rStyle w:val="NormalTok"/>
         </w:rPr>
-        <w:t xml:space="preserve"> DV_Control;</w:t>
+        <w:t xml:space="preserve"> ETL_Control;</w:t>
       </w:r>
       <w:r>
         <w:br/>
@@ -12457,8 +12284,6 @@
       </w:r>
       <w:r>
         <w:br/>
-      </w:r>
-      <w:r>
         <w:br/>
       </w:r>
       <w:r>
@@ -12540,7 +12365,7 @@
         <w:rPr>
           <w:rStyle w:val="NormalTok"/>
         </w:rPr>
-        <w:t xml:space="preserve"> DV_Control.dbo.ETL_BatchLog </w:t>
+        <w:t xml:space="preserve"> ETL_Control.dbo.ETL_BatchLog </w:t>
       </w:r>
       <w:r>
         <w:rPr>
@@ -12619,8 +12444,6 @@
       </w:r>
       <w:r>
         <w:br/>
-      </w:r>
-      <w:r>
         <w:br/>
       </w:r>
       <w:r>
@@ -12633,7 +12456,7 @@
         <w:rPr>
           <w:rStyle w:val="NormalTok"/>
         </w:rPr>
-        <w:t xml:space="preserve"> DV_Control.dbo.usp_StartStep @BatchID </w:t>
+        <w:t xml:space="preserve"> ETL_Control.dbo.usp_StartStep @BatchID </w:t>
       </w:r>
       <w:r>
         <w:rPr>
@@ -12750,7 +12573,7 @@
         <w:rPr>
           <w:rStyle w:val="NormalTok"/>
         </w:rPr>
-        <w:t xml:space="preserve"> STG_Taxpayer (TaxpayerID, TaxID, LegalBusinessName, TradingName, CategoryID, StructureID, RegistrationDate, EstimatedAnnualRevenue, IsActive, RecordSource, STG_LoadDate)</w:t>
+        <w:t xml:space="preserve"> STG_Taxpayer (TaxpayerID, TaxID, LegalBusinessName, TradingName, CategoryID, StructureID, RegistrationDate, EstimatedAnnualRevenue, IsActive, RecordSource, LoadDateTime)</w:t>
       </w:r>
       <w:r>
         <w:br/>
@@ -12834,7 +12657,7 @@
         <w:rPr>
           <w:rStyle w:val="NormalTok"/>
         </w:rPr>
-        <w:t xml:space="preserve"> DV_Control;</w:t>
+        <w:t xml:space="preserve"> ETL_Control;</w:t>
       </w:r>
       <w:r>
         <w:br/>
@@ -13003,8 +12826,6 @@
       </w:r>
       <w:r>
         <w:br/>
-      </w:r>
-      <w:r>
         <w:br/>
       </w:r>
       <w:r>
@@ -13086,7 +12907,7 @@
         <w:rPr>
           <w:rStyle w:val="NormalTok"/>
         </w:rPr>
-        <w:t xml:space="preserve"> DV_Control.dbo.ETL_BatchLog </w:t>
+        <w:t xml:space="preserve"> ETL_Control.dbo.ETL_BatchLog </w:t>
       </w:r>
       <w:r>
         <w:rPr>
@@ -13153,8 +12974,6 @@
       </w:r>
       <w:r>
         <w:br/>
-      </w:r>
-      <w:r>
         <w:br/>
       </w:r>
       <w:r>
@@ -13167,7 +12986,7 @@
         <w:rPr>
           <w:rStyle w:val="NormalTok"/>
         </w:rPr>
-        <w:t xml:space="preserve"> DV_Control.dbo.usp_StartStep @BatchID </w:t>
+        <w:t xml:space="preserve"> ETL_Control.dbo.usp_StartStep @BatchID </w:t>
       </w:r>
       <w:r>
         <w:rPr>
@@ -13219,8 +13038,6 @@
       </w:r>
       <w:r>
         <w:br/>
-      </w:r>
-      <w:r>
         <w:br/>
       </w:r>
       <w:r>
@@ -13419,7 +13236,7 @@
         <w:rPr>
           <w:rStyle w:val="NormalTok"/>
         </w:rPr>
-        <w:t xml:space="preserve"> DV_Control;</w:t>
+        <w:t xml:space="preserve"> ETL_Control;</w:t>
       </w:r>
       <w:r>
         <w:br/>
@@ -13744,15 +13561,13 @@
       </w:r>
       <w:r>
         <w:br/>
-      </w:r>
-      <w:r>
         <w:br/>
       </w:r>
       <w:r>
         <w:rPr>
           <w:rStyle w:val="CommentTok"/>
         </w:rPr>
-        <w:t xml:space="preserve">-- ─── Step 3e: Load_STG_MonthlyDecl (SUCCESS — continues despite previous failure) ───</w:t>
+        <w:t xml:space="preserve">-- ─── Step 3e: Load_STG_MonthlyDeclaration (SUCCESS — continues despite previous failure) ───</w:t>
       </w:r>
       <w:r>
         <w:br/>
@@ -13827,7 +13642,7 @@
         <w:rPr>
           <w:rStyle w:val="NormalTok"/>
         </w:rPr>
-        <w:t xml:space="preserve"> DV_Control.dbo.ETL_BatchLog </w:t>
+        <w:t xml:space="preserve"> ETL_Control.dbo.ETL_BatchLog </w:t>
       </w:r>
       <w:r>
         <w:rPr>
@@ -13906,8 +13721,6 @@
       </w:r>
       <w:r>
         <w:br/>
-      </w:r>
-      <w:r>
         <w:br/>
       </w:r>
       <w:r>
@@ -13920,7 +13733,7 @@
         <w:rPr>
           <w:rStyle w:val="NormalTok"/>
         </w:rPr>
-        <w:t xml:space="preserve"> DV_Control.dbo.usp_StartStep @BatchID </w:t>
+        <w:t xml:space="preserve"> ETL_Control.dbo.usp_StartStep @BatchID </w:t>
       </w:r>
       <w:r>
         <w:rPr>
@@ -13950,7 +13763,7 @@
         <w:rPr>
           <w:rStyle w:val="StringTok"/>
         </w:rPr>
-        <w:t xml:space="preserve">'Load_STG_MonthlyDecl'</w:t>
+        <w:t xml:space="preserve">'Load_STG_MonthlyDeclaration'</w:t>
       </w:r>
       <w:r>
         <w:rPr>
@@ -14010,7 +13823,7 @@
         <w:rPr>
           <w:rStyle w:val="NormalTok"/>
         </w:rPr>
-        <w:t xml:space="preserve"> STG_MonthlyDecl;</w:t>
+        <w:t xml:space="preserve"> STG_MonthlyDeclaration;</w:t>
       </w:r>
       <w:r>
         <w:br/>
@@ -14037,7 +13850,7 @@
         <w:rPr>
           <w:rStyle w:val="NormalTok"/>
         </w:rPr>
-        <w:t xml:space="preserve"> STG_MonthlyDecl (DeclarationID, TaxpayerID, DeclarationMonth, DeclarationYear, DueDate, DeclarationDate, GrossRevenue, TaxableRevenue, TaxRate, TaxAmount, PenaltyAmount, InterestAmount, TotalAmount, Status, RecordSource, STG_LoadDate)</w:t>
+        <w:t xml:space="preserve"> STG_MonthlyDeclaration (DeclarationID, TaxpayerID, DeclarationMonth, DeclarationYear, DueDate, DeclarationDate, GrossRevenue, TaxableRevenue, TaxAmount, PenaltyAmount, InterestAmount, TotalAmount, Status, OfficerID, IsActive, CreatedDate, UpdatedDate, SourceSystem, RecordSource, LoadDateTime)</w:t>
       </w:r>
       <w:r>
         <w:br/>
@@ -14052,7 +13865,7 @@
         <w:rPr>
           <w:rStyle w:val="NormalTok"/>
         </w:rPr>
-        <w:t xml:space="preserve"> DeclarationID, TaxpayerID, DeclarationMonth, DeclarationYear, DueDate, DeclarationDate, GrossRevenue, TaxableRevenue, TaxRate, TaxAmount, PenaltyAmount, InterestAmount, TotalAmount, Status, </w:t>
+        <w:t xml:space="preserve"> DeclarationID, TaxpayerID, DeclarationMonth, DeclarationYear, DueDate, DeclarationDate, GrossRevenue, TaxableRevenue, TaxAmount, PenaltyAmount, InterestAmount, TotalAmount, Status, OfficerID, IsActive, CreatedDate, UpdatedDate, SourceSystem, </w:t>
       </w:r>
       <w:r>
         <w:rPr>
@@ -14121,7 +13934,7 @@
         <w:rPr>
           <w:rStyle w:val="NormalTok"/>
         </w:rPr>
-        <w:t xml:space="preserve"> DV_Control;</w:t>
+        <w:t xml:space="preserve"> ETL_Control;</w:t>
       </w:r>
       <w:r>
         <w:br/>
@@ -14199,7 +14012,7 @@
         <w:rPr>
           <w:rStyle w:val="StringTok"/>
         </w:rPr>
-        <w:t xml:space="preserve">'  ✓ Load_STG_MonthlyDecl: '</w:t>
+        <w:t xml:space="preserve">'  ✓ Load_STG_MonthlyDeclaration: '</w:t>
       </w:r>
       <w:r>
         <w:rPr>
@@ -14290,15 +14103,13 @@
       </w:r>
       <w:r>
         <w:br/>
-      </w:r>
-      <w:r>
         <w:br/>
       </w:r>
       <w:r>
         <w:rPr>
           <w:rStyle w:val="CommentTok"/>
         </w:rPr>
-        <w:t xml:space="preserve">-- ─── Step 3f: Load_STG_AnnualDecl (SUCCESS) ───</w:t>
+        <w:t xml:space="preserve">-- ─── Step 3f: Load_STG_AnnualDeclaration (SUCCESS) ───</w:t>
       </w:r>
       <w:r>
         <w:br/>
@@ -14373,7 +14184,7 @@
         <w:rPr>
           <w:rStyle w:val="NormalTok"/>
         </w:rPr>
-        <w:t xml:space="preserve"> DV_Control.dbo.ETL_BatchLog </w:t>
+        <w:t xml:space="preserve"> ETL_Control.dbo.ETL_BatchLog </w:t>
       </w:r>
       <w:r>
         <w:rPr>
@@ -14452,8 +14263,6 @@
       </w:r>
       <w:r>
         <w:br/>
-      </w:r>
-      <w:r>
         <w:br/>
       </w:r>
       <w:r>
@@ -14466,7 +14275,7 @@
         <w:rPr>
           <w:rStyle w:val="NormalTok"/>
         </w:rPr>
-        <w:t xml:space="preserve"> DV_Control.dbo.usp_StartStep @BatchID </w:t>
+        <w:t xml:space="preserve"> ETL_Control.dbo.usp_StartStep @BatchID </w:t>
       </w:r>
       <w:r>
         <w:rPr>
@@ -14496,7 +14305,7 @@
         <w:rPr>
           <w:rStyle w:val="StringTok"/>
         </w:rPr>
-        <w:t xml:space="preserve">'Load_STG_AnnualDecl'</w:t>
+        <w:t xml:space="preserve">'Load_STG_AnnualDeclaration'</w:t>
       </w:r>
       <w:r>
         <w:rPr>
@@ -14556,7 +14365,7 @@
         <w:rPr>
           <w:rStyle w:val="NormalTok"/>
         </w:rPr>
-        <w:t xml:space="preserve"> STG_AnnualDecl;</w:t>
+        <w:t xml:space="preserve"> STG_AnnualDeclaration;</w:t>
       </w:r>
       <w:r>
         <w:br/>
@@ -14583,7 +14392,7 @@
         <w:rPr>
           <w:rStyle w:val="NormalTok"/>
         </w:rPr>
-        <w:t xml:space="preserve"> STG_AnnualDecl (AnnualDeclarationID, TaxpayerID, DeclarationYear, TotalGrossRevenue, TotalTaxableRevenue, TotalTaxAmount, TotalPaymentAmount, RemainingBalance, Status, RecordSource, STG_LoadDate)</w:t>
+        <w:t xml:space="preserve"> STG_AnnualDeclaration (AnnualDeclarationID, TaxpayerID, DeclarationYear, GrossRevenue, TaxableRevenue, TaxAmount, PenaltyAmount, InterestAmount, TotalAmount, DeclarationDate, DueDate, Status, OfficerID, IsActive, CreatedDate, UpdatedDate, SourceSystem, RecordSource, LoadDateTime)</w:t>
       </w:r>
       <w:r>
         <w:br/>
@@ -14598,7 +14407,7 @@
         <w:rPr>
           <w:rStyle w:val="NormalTok"/>
         </w:rPr>
-        <w:t xml:space="preserve"> AnnualDeclarationID, TaxpayerID, DeclarationYear, TotalGrossRevenue, TotalTaxableRevenue, TotalTaxAmount, TotalPaymentAmount, RemainingBalance, Status, </w:t>
+        <w:t xml:space="preserve"> AnnualDeclarationID, TaxpayerID, DeclarationYear, GrossRevenue, TaxableRevenue, TaxAmount, PenaltyAmount, InterestAmount, TotalAmount, DeclarationDate, DueDate, Status, OfficerID, IsActive, CreatedDate, UpdatedDate, SourceSystem, </w:t>
       </w:r>
       <w:r>
         <w:rPr>
@@ -14667,7 +14476,7 @@
         <w:rPr>
           <w:rStyle w:val="NormalTok"/>
         </w:rPr>
-        <w:t xml:space="preserve"> DV_Control;</w:t>
+        <w:t xml:space="preserve"> ETL_Control;</w:t>
       </w:r>
       <w:r>
         <w:br/>
@@ -14745,7 +14554,7 @@
         <w:rPr>
           <w:rStyle w:val="StringTok"/>
         </w:rPr>
-        <w:t xml:space="preserve">'  ✓ Load_STG_AnnualDecl: '</w:t>
+        <w:t xml:space="preserve">'  ✓ Load_STG_AnnualDeclaration: '</w:t>
       </w:r>
       <w:r>
         <w:rPr>
@@ -14859,7 +14668,7 @@
         <w:rPr>
           <w:rStyle w:val="NormalTok"/>
         </w:rPr>
-        <w:t xml:space="preserve"> DV_Control;</w:t>
+        <w:t xml:space="preserve"> ETL_Control;</w:t>
       </w:r>
       <w:r>
         <w:br/>
@@ -14872,8 +14681,6 @@
       </w:r>
       <w:r>
         <w:br/>
-      </w:r>
-      <w:r>
         <w:br/>
       </w:r>
       <w:r>
@@ -15076,8 +14883,6 @@
       </w:r>
       <w:r>
         <w:br/>
-      </w:r>
-      <w:r>
         <w:br/>
       </w:r>
       <w:r>
@@ -15987,7 +15792,7 @@
               <w:jc w:val="left"/>
             </w:pPr>
             <w:r>
-              <w:t xml:space="preserve">Load_STG_MonthlyDecl</w:t>
+              <w:t xml:space="preserve">Load_STG_MonthlyDeclaration</w:t>
             </w:r>
           </w:p>
         </w:tc>
@@ -16057,7 +15862,7 @@
               <w:jc w:val="left"/>
             </w:pPr>
             <w:r>
-              <w:t xml:space="preserve">Load_STG_AnnualDecl</w:t>
+              <w:t xml:space="preserve">Load_STG_AnnualDeclaration</w:t>
             </w:r>
           </w:p>
         </w:tc>
@@ -16464,8 +16269,6 @@
       </w:r>
       <w:r>
         <w:br/>
-      </w:r>
-      <w:r>
         <w:br/>
       </w:r>
       <w:r>
@@ -16538,7 +16341,7 @@
         <w:rPr>
           <w:rStyle w:val="NormalTok"/>
         </w:rPr>
-        <w:t xml:space="preserve"> DV_Control.dbo.ETL_BatchLog);</w:t>
+        <w:t xml:space="preserve"> ETL_Control.dbo.ETL_BatchLog);</w:t>
       </w:r>
       <w:r>
         <w:br/>
@@ -16581,8 +16384,6 @@
       </w:r>
       <w:r>
         <w:br/>
-      </w:r>
-      <w:r>
         <w:br/>
       </w:r>
       <w:r>
@@ -16604,7 +16405,7 @@
         <w:rPr>
           <w:rStyle w:val="NormalTok"/>
         </w:rPr>
-        <w:t xml:space="preserve"> DV_Control.dbo.usp_StartStep @BatchID </w:t>
+        <w:t xml:space="preserve"> ETL_Control.dbo.usp_StartStep @BatchID </w:t>
       </w:r>
       <w:r>
         <w:rPr>
@@ -16656,8 +16457,6 @@
       </w:r>
       <w:r>
         <w:br/>
-      </w:r>
-      <w:r>
         <w:br/>
       </w:r>
       <w:r>
@@ -16724,7 +16523,7 @@
         <w:rPr>
           <w:rStyle w:val="NormalTok"/>
         </w:rPr>
-        <w:t xml:space="preserve"> STG_Payment (PaymentID, TaxpayerID, DeclarationID, AnnualDeclarationID, PaymentAmount, PaymentDate, PaymentMethod, Status, RecordSource, STG_LoadDate)</w:t>
+        <w:t xml:space="preserve"> STG_Payment (PaymentID, TaxpayerID, DeclarationID, AnnualDeclarationID, PaymentAmount, PaymentDate, PaymentMethod, Status, RecordSource, LoadDateTime)</w:t>
       </w:r>
       <w:r>
         <w:br/>
@@ -16797,8 +16596,6 @@
       </w:r>
       <w:r>
         <w:br/>
-      </w:r>
-      <w:r>
         <w:br/>
       </w:r>
       <w:r>
@@ -16811,7 +16608,7 @@
         <w:rPr>
           <w:rStyle w:val="NormalTok"/>
         </w:rPr>
-        <w:t xml:space="preserve"> DV_Control;</w:t>
+        <w:t xml:space="preserve"> ETL_Control;</w:t>
       </w:r>
       <w:r>
         <w:br/>
@@ -16971,8 +16768,6 @@
       </w:r>
       <w:r>
         <w:br/>
-      </w:r>
-      <w:r>
         <w:br/>
       </w:r>
       <w:r>
@@ -17399,7 +17194,7 @@
         <w:rPr>
           <w:rStyle w:val="StringTok"/>
         </w:rPr>
-        <w:t xml:space="preserve">'STG_MonthlyDecl'</w:t>
+        <w:t xml:space="preserve">'STG_MonthlyDeclaration'</w:t>
       </w:r>
       <w:r>
         <w:rPr>
@@ -17441,7 +17236,7 @@
         <w:rPr>
           <w:rStyle w:val="NormalTok"/>
         </w:rPr>
-        <w:t xml:space="preserve"> STG_MonthlyDecl</w:t>
+        <w:t xml:space="preserve"> STG_MonthlyDeclaration</w:t>
       </w:r>
       <w:r>
         <w:br/>
@@ -17486,7 +17281,7 @@
         <w:rPr>
           <w:rStyle w:val="StringTok"/>
         </w:rPr>
-        <w:t xml:space="preserve">'STG_AnnualDecl'</w:t>
+        <w:t xml:space="preserve">'STG_AnnualDeclaration'</w:t>
       </w:r>
       <w:r>
         <w:rPr>
@@ -17528,7 +17323,7 @@
         <w:rPr>
           <w:rStyle w:val="NormalTok"/>
         </w:rPr>
-        <w:t xml:space="preserve"> STG_AnnualDecl;</w:t>
+        <w:t xml:space="preserve"> STG_AnnualDeclaration;</w:t>
       </w:r>
     </w:p>
     <w:p>
@@ -17543,10 +17338,7 @@
         <w:t xml:space="preserve">POC 3 Conclusion:</w:t>
       </w:r>
       <w:r>
-        <w:t xml:space="preserve"> </w:t>
-      </w:r>
-      <w:r>
-        <w:t xml:space="preserve">The ETL Control Framework provides: (1) Batch-level status (Partial), (2) Step-level detail identifying Load_STG_Payment as the failed step, (3) Error capture via OnError Event Handler with detailed error message, (4) Recovery by re-running only the failed step — 5 of 6 steps completed successfully without re-execution.</w:t>
+        <w:t xml:space="preserve"> The ETL Control Framework provides: (1) Batch-level status (Partial), (2) Step-level detail identifying Load_STG_Payment as the failed step, (3) Error capture via OnError Event Handler with detailed error message, (4) Recovery by re-running only the failed step — 7 of 8 steps completed successfully without re-execution.</w:t>
       </w:r>
     </w:p>
     <w:p>
@@ -17579,10 +17371,7 @@
         <w:t xml:space="preserve">Challenge:</w:t>
       </w:r>
       <w:r>
-        <w:t xml:space="preserve"> </w:t>
-      </w:r>
-      <w:r>
-        <w:t xml:space="preserve">Raw operational data in the Bronze layer contains only individual records with no derived analytics. Tax administrators need compliance scores, payment behavior metrics, and risk classifications that require complex business logic applied consistently.</w:t>
+        <w:t xml:space="preserve"> Raw operational data in the Bronze layer contains only individual records with no derived analytics. Tax administrators need compliance scores, payment behavior metrics, and risk classifications that require complex business logic applied consistently.</w:t>
       </w:r>
     </w:p>
     <w:p>
@@ -17597,10 +17386,7 @@
         <w:t xml:space="preserve">Objective:</w:t>
       </w:r>
       <w:r>
-        <w:t xml:space="preserve"> </w:t>
-      </w:r>
-      <w:r>
-        <w:t xml:space="preserve">Demonstrate how the Silver layer (Business Vault) computes derived metrics from Bronze Hub + Satellite + Link tables, and the Gold layer (Star Schema) organizes these into BI-ready dimensional models.</w:t>
+        <w:t xml:space="preserve"> Demonstrate how the Silver layer (Business Vault) computes derived metrics from Bronze Hub + Satellite + Link tables, and the Gold layer (Star Schema) organizes these into BI-ready dimensional models.</w:t>
       </w:r>
     </w:p>
     <w:bookmarkStart w:id="44" w:name="X7337aec26903172aeee9f7ea97b6654e34e0b2b"/>
@@ -17648,8 +17434,6 @@
       </w:r>
       <w:r>
         <w:br/>
-      </w:r>
-      <w:r>
         <w:br/>
       </w:r>
       <w:r>
@@ -18382,8 +18166,6 @@
       </w:r>
       <w:r>
         <w:br/>
-      </w:r>
-      <w:r>
         <w:br/>
       </w:r>
       <w:r>
@@ -18649,8 +18431,6 @@
       </w:r>
       <w:r>
         <w:br/>
-      </w:r>
-      <w:r>
         <w:br/>
       </w:r>
       <w:r>
@@ -19616,10 +19396,7 @@
         <w:pStyle w:val="BodyText"/>
       </w:pPr>
       <w:r>
-        <w:t xml:space="preserve">The formula:</w:t>
-      </w:r>
-      <w:r>
-        <w:t xml:space="preserve"> </w:t>
+        <w:t xml:space="preserve">The formula: </w:t>
       </w:r>
       <w:r>
         <w:rPr>
@@ -19675,8 +19452,6 @@
       </w:r>
       <w:r>
         <w:br/>
-      </w:r>
-      <w:r>
         <w:br/>
       </w:r>
       <w:r>
@@ -19774,8 +19549,6 @@
       </w:r>
       <w:r>
         <w:br/>
-      </w:r>
-      <w:r>
         <w:br/>
       </w:r>
       <w:r>
@@ -20004,7 +19777,9 @@
         <w:rPr>
           <w:rStyle w:val="NormalTok"/>
         </w:rPr>
-        <w:t xml:space="preserve"> dbo.usp_Load_DIM_Taxpayer @BatchID</w:t>
+        <w:t xml:space="preserve"> dbo.usp_Load_DIM_Activity @BatchID=@BatchID, @RowCount=@RC OUTPUT;
+PRINT '  DIM_Activity: ' + CAST(@RC AS VARCHAR);
+EXEC dbo.usp_Load_DIM_Taxpayer @BatchID</w:t>
       </w:r>
       <w:r>
         <w:rPr>
@@ -20124,7 +19899,9 @@
         <w:rPr>
           <w:rStyle w:val="NormalTok"/>
         </w:rPr>
-        <w:t xml:space="preserve"> dbo.usp_Load_DIM_Status @BatchID</w:t>
+        <w:t xml:space="preserve"> dbo.usp_Load_DIM_Officer @BatchID=@BatchID, @SnapshotDate=@SD, @RowCount=@RC OUTPUT;
+PRINT '  DIM_Officer: ' + CAST(@RC AS VARCHAR);
+EXEC dbo.usp_Load_DIM_Status @BatchID</w:t>
       </w:r>
       <w:r>
         <w:rPr>
@@ -20338,8 +20115,6 @@
       </w:r>
       <w:r>
         <w:br/>
-      </w:r>
-      <w:r>
         <w:br/>
       </w:r>
       <w:r>
@@ -20688,7 +20463,7 @@
         <w:rPr>
           <w:rStyle w:val="NormalTok"/>
         </w:rPr>
-        <w:t xml:space="preserve"> dbo.usp_Load_FACT_AnnualDeclaration @BatchID</w:t>
+        <w:t xml:space="preserve"> dbo.usp_Load_FACT_MonthlySnapshot @BatchID</w:t>
       </w:r>
       <w:r>
         <w:rPr>
@@ -20739,7 +20514,7 @@
         <w:rPr>
           <w:rStyle w:val="StringTok"/>
         </w:rPr>
-        <w:t xml:space="preserve">'  FACT_AnnualDeclaration: '</w:t>
+        <w:t xml:space="preserve">'  FACT_MonthlySnapshot: '</w:t>
       </w:r>
       <w:r>
         <w:rPr>
@@ -20808,7 +20583,7 @@
         <w:rPr>
           <w:rStyle w:val="NormalTok"/>
         </w:rPr>
-        <w:t xml:space="preserve"> dbo.usp_Load_FACT_Compliance @BatchID</w:t>
+        <w:t xml:space="preserve"> dbo.usp_Load_FACT_DeclarationLifecycle @BatchID</w:t>
       </w:r>
       <w:r>
         <w:rPr>
@@ -20859,7 +20634,7 @@
         <w:rPr>
           <w:rStyle w:val="StringTok"/>
         </w:rPr>
-        <w:t xml:space="preserve">'  FACT_Compliance: '</w:t>
+        <w:t xml:space="preserve">'  FACT_DeclarationLifecycle: '</w:t>
       </w:r>
       <w:r>
         <w:rPr>
@@ -22772,10 +22547,7 @@
         <w:t xml:space="preserve">POC 4 Conclusion:</w:t>
       </w:r>
       <w:r>
-        <w:t xml:space="preserve"> </w:t>
-      </w:r>
-      <w:r>
-        <w:t xml:space="preserve">The Silver layer (Business Vault) computes derived metrics (ComplianceScore = 50% FilingOnTimeRate + 50% PaymentOnTimeRate) using consistent business rules from Bronze Hub + Satellite + Link tables. The Gold layer (Star Schema) organizes these into DIM/FACT joins for BI dashboard consumption. Tax administrators get instant, consistent analytics without writing ad-hoc queries across raw Bronze tables.</w:t>
+        <w:t xml:space="preserve"> The Silver layer (Business Vault) computes derived metrics (ComplianceScore = 50% FilingOnTimeRate + 50% PaymentOnTimeRate) using consistent business rules from Bronze Hub + Satellite + Link tables. The Gold layer (Star Schema) organizes these into DIM/FACT joins for BI dashboard consumption. Tax administrators get instant, consistent analytics without writing ad-hoc queries across raw Bronze tables.</w:t>
       </w:r>
     </w:p>
     <w:p>
